--- a/benchmarks/docx/corpus/fields/literal-hyperlink-control.docx
+++ b/benchmarks/docx/corpus/fields/literal-hyperlink-control.docx
@@ -457,7 +457,7 @@
     <w:link w:val="Heading1Char"/>
     <w:uiPriority w:val="9"/>
     <w:qFormat/>
-    <w:rsid w:val="00A16839"/>
+    <w:rsid w:val="000C713E"/>
     <w:pPr>
       <w:keepNext/>
       <w:keepLines/>
@@ -480,7 +480,7 @@
     <w:semiHidden/>
     <w:unhideWhenUsed/>
     <w:qFormat/>
-    <w:rsid w:val="00A16839"/>
+    <w:rsid w:val="000C713E"/>
     <w:pPr>
       <w:keepNext/>
       <w:keepLines/>
@@ -503,7 +503,7 @@
     <w:semiHidden/>
     <w:unhideWhenUsed/>
     <w:qFormat/>
-    <w:rsid w:val="00A16839"/>
+    <w:rsid w:val="000C713E"/>
     <w:pPr>
       <w:keepNext/>
       <w:keepLines/>
@@ -526,7 +526,7 @@
     <w:semiHidden/>
     <w:unhideWhenUsed/>
     <w:qFormat/>
-    <w:rsid w:val="00A16839"/>
+    <w:rsid w:val="000C713E"/>
     <w:pPr>
       <w:keepNext/>
       <w:keepLines/>
@@ -549,7 +549,7 @@
     <w:semiHidden/>
     <w:unhideWhenUsed/>
     <w:qFormat/>
-    <w:rsid w:val="00A16839"/>
+    <w:rsid w:val="000C713E"/>
     <w:pPr>
       <w:keepNext/>
       <w:keepLines/>
@@ -570,7 +570,7 @@
     <w:semiHidden/>
     <w:unhideWhenUsed/>
     <w:qFormat/>
-    <w:rsid w:val="00A16839"/>
+    <w:rsid w:val="000C713E"/>
     <w:pPr>
       <w:keepNext/>
       <w:keepLines/>
@@ -593,7 +593,7 @@
     <w:semiHidden/>
     <w:unhideWhenUsed/>
     <w:qFormat/>
-    <w:rsid w:val="00A16839"/>
+    <w:rsid w:val="000C713E"/>
     <w:pPr>
       <w:keepNext/>
       <w:keepLines/>
@@ -614,7 +614,7 @@
     <w:semiHidden/>
     <w:unhideWhenUsed/>
     <w:qFormat/>
-    <w:rsid w:val="00A16839"/>
+    <w:rsid w:val="000C713E"/>
     <w:pPr>
       <w:keepNext/>
       <w:keepLines/>
@@ -637,7 +637,7 @@
     <w:semiHidden/>
     <w:unhideWhenUsed/>
     <w:qFormat/>
-    <w:rsid w:val="00A16839"/>
+    <w:rsid w:val="000C713E"/>
     <w:pPr>
       <w:keepNext/>
       <w:keepLines/>
@@ -681,7 +681,7 @@
     <w:basedOn w:val="DefaultParagraphFont"/>
     <w:link w:val="Heading1"/>
     <w:uiPriority w:val="9"/>
-    <w:rsid w:val="00A16839"/>
+    <w:rsid w:val="000C713E"/>
     <w:rPr>
       <w:rFonts w:asciiTheme="majorHAnsi" w:eastAsiaTheme="majorEastAsia" w:hAnsiTheme="majorHAnsi" w:cstheme="majorBidi"/>
       <w:color w:val="2F5496" w:themeColor="accent1" w:themeShade="BF"/>
@@ -695,7 +695,7 @@
     <w:link w:val="Heading2"/>
     <w:uiPriority w:val="9"/>
     <w:semiHidden/>
-    <w:rsid w:val="00A16839"/>
+    <w:rsid w:val="000C713E"/>
     <w:rPr>
       <w:rFonts w:asciiTheme="majorHAnsi" w:eastAsiaTheme="majorEastAsia" w:hAnsiTheme="majorHAnsi" w:cstheme="majorBidi"/>
       <w:color w:val="2F5496" w:themeColor="accent1" w:themeShade="BF"/>
@@ -709,7 +709,7 @@
     <w:link w:val="Heading3"/>
     <w:uiPriority w:val="9"/>
     <w:semiHidden/>
-    <w:rsid w:val="00A16839"/>
+    <w:rsid w:val="000C713E"/>
     <w:rPr>
       <w:rFonts w:eastAsiaTheme="majorEastAsia" w:cstheme="majorBidi"/>
       <w:color w:val="2F5496" w:themeColor="accent1" w:themeShade="BF"/>
@@ -723,7 +723,7 @@
     <w:link w:val="Heading4"/>
     <w:uiPriority w:val="9"/>
     <w:semiHidden/>
-    <w:rsid w:val="00A16839"/>
+    <w:rsid w:val="000C713E"/>
     <w:rPr>
       <w:rFonts w:eastAsiaTheme="majorEastAsia" w:cstheme="majorBidi"/>
       <w:i/>
@@ -737,7 +737,7 @@
     <w:link w:val="Heading5"/>
     <w:uiPriority w:val="9"/>
     <w:semiHidden/>
-    <w:rsid w:val="00A16839"/>
+    <w:rsid w:val="000C713E"/>
     <w:rPr>
       <w:rFonts w:eastAsiaTheme="majorEastAsia" w:cstheme="majorBidi"/>
       <w:color w:val="2F5496" w:themeColor="accent1" w:themeShade="BF"/>
@@ -749,7 +749,7 @@
     <w:link w:val="Heading6"/>
     <w:uiPriority w:val="9"/>
     <w:semiHidden/>
-    <w:rsid w:val="00A16839"/>
+    <w:rsid w:val="000C713E"/>
     <w:rPr>
       <w:rFonts w:eastAsiaTheme="majorEastAsia" w:cstheme="majorBidi"/>
       <w:i/>
@@ -763,7 +763,7 @@
     <w:link w:val="Heading7"/>
     <w:uiPriority w:val="9"/>
     <w:semiHidden/>
-    <w:rsid w:val="00A16839"/>
+    <w:rsid w:val="000C713E"/>
     <w:rPr>
       <w:rFonts w:eastAsiaTheme="majorEastAsia" w:cstheme="majorBidi"/>
       <w:color w:val="595959" w:themeColor="text1" w:themeTint="A6"/>
@@ -775,7 +775,7 @@
     <w:link w:val="Heading8"/>
     <w:uiPriority w:val="9"/>
     <w:semiHidden/>
-    <w:rsid w:val="00A16839"/>
+    <w:rsid w:val="000C713E"/>
     <w:rPr>
       <w:rFonts w:eastAsiaTheme="majorEastAsia" w:cstheme="majorBidi"/>
       <w:i/>
@@ -789,7 +789,7 @@
     <w:link w:val="Heading9"/>
     <w:uiPriority w:val="9"/>
     <w:semiHidden/>
-    <w:rsid w:val="00A16839"/>
+    <w:rsid w:val="000C713E"/>
     <w:rPr>
       <w:rFonts w:eastAsiaTheme="majorEastAsia" w:cstheme="majorBidi"/>
       <w:color w:val="272727" w:themeColor="text1" w:themeTint="D8"/>
@@ -802,7 +802,7 @@
     <w:link w:val="TitleChar"/>
     <w:uiPriority w:val="10"/>
     <w:qFormat/>
-    <w:rsid w:val="00A16839"/>
+    <w:rsid w:val="000C713E"/>
     <w:pPr>
       <w:spacing w:after="80" w:line="240" w:lineRule="auto"/>
       <w:contextualSpacing/>
@@ -820,7 +820,7 @@
     <w:basedOn w:val="DefaultParagraphFont"/>
     <w:link w:val="Title"/>
     <w:uiPriority w:val="10"/>
-    <w:rsid w:val="00A16839"/>
+    <w:rsid w:val="000C713E"/>
     <w:rPr>
       <w:rFonts w:asciiTheme="majorHAnsi" w:eastAsiaTheme="majorEastAsia" w:hAnsiTheme="majorHAnsi" w:cstheme="majorBidi"/>
       <w:spacing w:val="-10"/>
@@ -836,7 +836,7 @@
     <w:link w:val="SubtitleChar"/>
     <w:uiPriority w:val="11"/>
     <w:qFormat/>
-    <w:rsid w:val="00A16839"/>
+    <w:rsid w:val="000C713E"/>
     <w:pPr>
       <w:numPr>
         <w:ilvl w:val="1"/>
@@ -855,7 +855,7 @@
     <w:basedOn w:val="DefaultParagraphFont"/>
     <w:link w:val="Subtitle"/>
     <w:uiPriority w:val="11"/>
-    <w:rsid w:val="00A16839"/>
+    <w:rsid w:val="000C713E"/>
     <w:rPr>
       <w:rFonts w:eastAsiaTheme="majorEastAsia" w:cstheme="majorBidi"/>
       <w:color w:val="595959" w:themeColor="text1" w:themeTint="A6"/>
@@ -871,7 +871,7 @@
     <w:link w:val="QuoteChar"/>
     <w:uiPriority w:val="29"/>
     <w:qFormat/>
-    <w:rsid w:val="00A16839"/>
+    <w:rsid w:val="000C713E"/>
     <w:pPr>
       <w:spacing w:before="160"/>
       <w:jc w:val="center"/>
@@ -887,7 +887,7 @@
     <w:basedOn w:val="DefaultParagraphFont"/>
     <w:link w:val="Quote"/>
     <w:uiPriority w:val="29"/>
-    <w:rsid w:val="00A16839"/>
+    <w:rsid w:val="000C713E"/>
     <w:rPr>
       <w:i/>
       <w:iCs/>
@@ -899,7 +899,7 @@
     <w:basedOn w:val="Normal"/>
     <w:uiPriority w:val="34"/>
     <w:qFormat/>
-    <w:rsid w:val="00A16839"/>
+    <w:rsid w:val="000C713E"/>
     <w:pPr>
       <w:ind w:left="720"/>
       <w:contextualSpacing/>
@@ -910,7 +910,7 @@
     <w:basedOn w:val="DefaultParagraphFont"/>
     <w:uiPriority w:val="21"/>
     <w:qFormat/>
-    <w:rsid w:val="00A16839"/>
+    <w:rsid w:val="000C713E"/>
     <w:rPr>
       <w:i/>
       <w:iCs/>
@@ -924,7 +924,7 @@
     <w:link w:val="IntenseQuoteChar"/>
     <w:uiPriority w:val="30"/>
     <w:qFormat/>
-    <w:rsid w:val="00A16839"/>
+    <w:rsid w:val="000C713E"/>
     <w:pPr>
       <w:pBdr>
         <w:top w:val="single" w:sz="4" w:space="10" w:color="2F5496" w:themeColor="accent1" w:themeShade="BF"/>
@@ -945,7 +945,7 @@
     <w:basedOn w:val="DefaultParagraphFont"/>
     <w:link w:val="IntenseQuote"/>
     <w:uiPriority w:val="30"/>
-    <w:rsid w:val="00A16839"/>
+    <w:rsid w:val="000C713E"/>
     <w:rPr>
       <w:i/>
       <w:iCs/>
@@ -957,7 +957,7 @@
     <w:basedOn w:val="DefaultParagraphFont"/>
     <w:uiPriority w:val="32"/>
     <w:qFormat/>
-    <w:rsid w:val="00A16839"/>
+    <w:rsid w:val="000C713E"/>
     <w:rPr>
       <w:b/>
       <w:bCs/>
@@ -971,7 +971,7 @@
     <w:basedOn w:val="DefaultParagraphFont"/>
     <w:uiPriority w:val="99"/>
     <w:unhideWhenUsed/>
-    <w:rsid w:val="00A16839"/>
+    <w:rsid w:val="000C713E"/>
     <w:rPr>
       <w:color w:val="0563C1" w:themeColor="hyperlink"/>
       <w:u w:val="single"/>
@@ -983,7 +983,7 @@
     <w:uiPriority w:val="99"/>
     <w:semiHidden/>
     <w:unhideWhenUsed/>
-    <w:rsid w:val="00A16839"/>
+    <w:rsid w:val="000C713E"/>
     <w:rPr>
       <w:color w:val="605E5C"/>
       <w:shd w:val="clear" w:color="auto" w:fill="E1DFDD"/>
